--- a/07_SCI_TUST/Chapter04_數值模擬/Reference/文獻掛載.docx
+++ b/07_SCI_TUST/Chapter04_數值模擬/Reference/文獻掛載.docx
@@ -7,9 +7,9 @@
         <w:rPr>
           <w:rFonts w:ascii="Times New Roman" w:hAnsi="Times New Roman" w:eastAsia="標楷體"/>
           <w:b/>
-          <w:sz w:val="32"/>
+          <w:sz w:val="30"/>
         </w:rPr>
-        <w:t>數值模擬——Reference 掛載</w:t>
+        <w:t>結果文獻掛載</w:t>
       </w:r>
     </w:p>
     <w:p>
@@ -17,9 +17,27 @@
         <w:rPr>
           <w:rFonts w:ascii="Times New Roman" w:hAnsi="Times New Roman" w:eastAsia="標楷體"/>
           <w:b w:val="0"/>
-          <w:sz w:val="24"/>
+          <w:sz w:val="23"/>
         </w:rPr>
-        <w:t>結果章少引文獻；僅機制詮釋處回扣 P2/P3 文獻。</w:t>
+        <w:t>結果章少引文獻；僅機制詮釋處回扣 P2/P3 已引文獻（迴聲不新增）。</w:t>
+      </w:r>
+      <w:r>
+        <w:rPr>
+          <w:rFonts w:ascii="Times New Roman" w:hAnsi="Times New Roman" w:eastAsia="標楷體"/>
+          <w:b w:val="0"/>
+          <w:sz w:val="23"/>
+        </w:rPr>
+        <w:t xml:space="preserve">　</w:t>
+      </w:r>
+      <w:r>
+        <w:rPr>
+          <w:rFonts w:ascii="Times New Roman" w:hAnsi="Times New Roman" w:eastAsia="標楷體"/>
+          <w:b w:val="0"/>
+          <w:color w:val="000000"/>
+          <w:sz w:val="21"/>
+          <w:highlight w:val="yellow"/>
+        </w:rPr>
+        <w:t>【重點：結果章不開新引用戰線】</w:t>
       </w:r>
     </w:p>
     <w:sectPr>
